--- a/founders-restructure/templates/E02_Justin-Offer.docx
+++ b/founders-restructure/templates/E02_Justin-Offer.docx
@@ -2152,8 +2152,8 @@
     <w:pPr>
       <w:keepNext w:val="0"/>
       <w:keepLines/>
-      <w:spacing w:after="160" w:before="0" w:line="300" w:lineRule="auto"/>
-      <w:jc w:val="both"/>
+      <w:spacing w:after="200" w:before="0" w:line="312" w:lineRule="auto"/>
+      <w:jc w:val="left"/>
     </w:pPr>
     <w:rPr>
       <w:rFonts w:ascii="Times New Roman" w:cs="Times New Roman" w:eastAsia="Times New Roman" w:hAnsi="Times New Roman"/>
@@ -2592,7 +2592,7 @@
       <w:spacing w:after="80" w:before="0" w:line="300" w:lineRule="auto"/>
       <w:ind w:left="720"/>
       <w:contextualSpacing/>
-      <w:jc w:val="both"/>
+      <w:jc w:val="left"/>
     </w:pPr>
     <w:rPr>
       <w:rFonts w:ascii="Times New Roman" w:cs="Times New Roman" w:eastAsia="Times New Roman" w:hAnsi="Times New Roman"/>

--- a/founders-restructure/templates/E02_Justin-Offer.docx
+++ b/founders-restructure/templates/E02_Justin-Offer.docx
@@ -1564,6 +1564,31 @@
         </w:r>
       </w:hyperlink>
     </w:p>
+    <w:p>
+      <w:r>
+        <w:pict>
+          <v:rect style="width:0;height:1.5pt" o:hralign="center" o:hrstd="t" o:hr="t"/>
+        </w:pict>
+      </w:r>
+    </w:p>
+    <w:p>
+      <w:pPr>
+        <w:pStyle w:val="FirstParagraph"/>
+      </w:pPr>
+      <w:r>
+        <w:rPr>
+          <w:b/>
+          <w:bCs/>
+        </w:rPr>
+        <w:t xml:space="preserve">CONFIDENTIAL — INTERNAL CORPORATE COMMUNICATION</w:t>
+      </w:r>
+      <w:r>
+        <w:t xml:space="preserve"> </w:t>
+      </w:r>
+      <w:r>
+        <w:t xml:space="preserve">This email and all attachments contain proprietary, non-public information of Pheeew, Inc. — including the Company's capitalization, governance arrangements, and personnel matters. The contents are intended solely for the named recipient(s). Any review, copying, disclosure, or distribution by any other person is strictly prohibited. If you have received this in error, please notify the sender immediately and delete all copies from your system.</w:t>
+      </w:r>
+    </w:p>
     <w:bookmarkEnd w:id="10"/>
     <w:sectPr>
       <w:pgSz w:h="15840" w:w="12240"/>
